--- a/pdfs/Sham_Satish_Thakare_Harvard_SEAS_CS_PhD_CV.docx
+++ b/pdfs/Sham_Satish_Thakare_Harvard_SEAS_CS_PhD_CV.docx
@@ -42,7 +42,7 @@
           <w:rFonts w:ascii="Calibri" w:hAnsi="Calibri"/>
           <w:sz w:val="20"/>
         </w:rPr>
-        <w:t>Pre-Doctoral Researcher, Capital One Systems Research (Mentored by Yuri Shelke, Distinguished Engineer) · APCOER Pune (SPPU)</w:t>
+        <w:t>Pre-Doctoral Researcher, Independent Research Systems Research (Mentored by , Distinguished Engineer) · APCOER Pune (SPPU)</w:t>
       </w:r>
     </w:p>
     <w:p>
@@ -205,7 +205,7 @@
           <w:b/>
           <w:sz w:val="20"/>
         </w:rPr>
-        <w:t>Capital One Systems Research, Pune, India</w:t>
+        <w:t>Independent Research Systems Research, Pune, India</w:t>
       </w:r>
     </w:p>
     <w:p>
@@ -218,7 +218,7 @@
           <w:b/>
           <w:sz w:val="20"/>
         </w:rPr>
-        <w:t>Pre-Doctoral Researcher | Mentorship: Yuri Shelke (Distinguished Engineer)</w:t>
+        <w:t>Pre-Doctoral Researcher | Mentorship:  (Distinguished Engineer)</w:t>
       </w:r>
     </w:p>
     <w:p>
@@ -367,7 +367,7 @@
           <w:rFonts w:ascii="Calibri" w:hAnsi="Calibri"/>
           <w:sz w:val="19"/>
         </w:rPr>
-        <w:t>Sham Satish Thakare, Yuri Shelke (Distinguished Engineer, Capital One). Under Review at IEEE TAI, 2024. [Code (C++20): github.com/shamddd/quorumshift]</w:t>
+        <w:t>Sham Satish Thakare,  (Distinguished Engineer, Independent Research). Under Review at IEEE TAI, 2024. [Code (C++20): github.com/shamddd/quorumshift]</w:t>
       </w:r>
     </w:p>
     <w:p>
